--- a/bm/MH/ISO.BM-MH-08-02 Biên bản kiểm tra hàng hóa.docx
+++ b/bm/MH/ISO.BM-MH-08-02 Biên bản kiểm tra hàng hóa.docx
@@ -166,7 +166,7 @@
     </w:tbl>
     <w:p>
       <w:pPr>
-        <w:spacing w:after="120" w:before="200"/>
+        <w:spacing w:after="120" w:before="200" w:line="360" w:lineRule="auto"/>
         <w:jc w:val="center"/>
       </w:pPr>
       <w:r>
@@ -184,7 +184,7 @@
     </w:p>
     <w:p>
       <w:pPr>
-        <w:spacing w:after="60" w:before="60"/>
+        <w:spacing w:after="120" w:before="60" w:line="360" w:lineRule="auto"/>
         <w:jc w:val="left"/>
       </w:pPr>
       <w:r>
@@ -209,7 +209,7 @@
           <w:sz w:val="22"/>
           <w:szCs w:val="22"/>
         </w:rPr>
-        <w:t xml:space="preserve">______________________________    </w:t>
+        <w:t xml:space="preserve">..............................    </w:t>
       </w:r>
       <w:r>
         <w:rPr>
@@ -233,12 +233,12 @@
           <w:sz w:val="22"/>
           <w:szCs w:val="22"/>
         </w:rPr>
-        <w:t xml:space="preserve">______________________________</w:t>
+        <w:t>..............................</w:t>
       </w:r>
     </w:p>
     <w:p>
       <w:pPr>
-        <w:spacing w:after="60" w:before="60"/>
+        <w:spacing w:after="120" w:before="60" w:line="360" w:lineRule="auto"/>
         <w:jc w:val="left"/>
       </w:pPr>
       <w:r>
@@ -263,12 +263,12 @@
           <w:sz w:val="22"/>
           <w:szCs w:val="22"/>
         </w:rPr>
-        <w:t xml:space="preserve">____________________________________________________________</w:t>
+        <w:t>............................................................</w:t>
       </w:r>
     </w:p>
     <w:p>
       <w:pPr>
-        <w:spacing w:after="60" w:before="60"/>
+        <w:spacing w:after="120" w:before="60" w:line="360" w:lineRule="auto"/>
         <w:jc w:val="left"/>
       </w:pPr>
       <w:r>
@@ -286,7 +286,7 @@
     </w:p>
     <w:p>
       <w:pPr>
-        <w:spacing w:after="60" w:before="60"/>
+        <w:spacing w:after="120" w:before="60" w:line="360" w:lineRule="auto"/>
         <w:jc w:val="left"/>
       </w:pPr>
       <w:r>
@@ -311,12 +311,12 @@
           <w:sz w:val="22"/>
           <w:szCs w:val="22"/>
         </w:rPr>
-        <w:t xml:space="preserve">____________________________________________________________</w:t>
+        <w:t>............................................................</w:t>
       </w:r>
     </w:p>
     <w:p>
       <w:pPr>
-        <w:spacing w:after="60" w:before="60"/>
+        <w:spacing w:after="120" w:before="60" w:line="360" w:lineRule="auto"/>
         <w:jc w:val="left"/>
       </w:pPr>
       <w:r>
@@ -341,12 +341,12 @@
           <w:sz w:val="22"/>
           <w:szCs w:val="22"/>
         </w:rPr>
-        <w:t xml:space="preserve">____________________________________________________________</w:t>
+        <w:t>............................................................</w:t>
       </w:r>
     </w:p>
     <w:p>
       <w:pPr>
-        <w:spacing w:after="60" w:before="60"/>
+        <w:spacing w:after="120" w:before="60" w:line="360" w:lineRule="auto"/>
         <w:jc w:val="left"/>
       </w:pPr>
       <w:r>
@@ -371,12 +371,12 @@
           <w:sz w:val="22"/>
           <w:szCs w:val="22"/>
         </w:rPr>
-        <w:t xml:space="preserve">____________________________________________________________</w:t>
+        <w:t>............................................................</w:t>
       </w:r>
     </w:p>
     <w:p>
       <w:pPr>
-        <w:spacing w:after="60" w:before="60"/>
+        <w:spacing w:after="120" w:before="60" w:line="360" w:lineRule="auto"/>
         <w:jc w:val="left"/>
       </w:pPr>
       <w:r>
@@ -394,7 +394,7 @@
     </w:p>
     <w:p>
       <w:pPr>
-        <w:spacing w:after="60" w:before="60"/>
+        <w:spacing w:after="120" w:before="60" w:line="360" w:lineRule="auto"/>
         <w:jc w:val="left"/>
       </w:pPr>
       <w:r>
@@ -419,12 +419,12 @@
           <w:sz w:val="22"/>
           <w:szCs w:val="22"/>
         </w:rPr>
-        <w:t xml:space="preserve">____________________________________________________________</w:t>
+        <w:t>............................................................</w:t>
       </w:r>
     </w:p>
     <w:p>
       <w:pPr>
-        <w:spacing w:after="60" w:before="60"/>
+        <w:spacing w:after="120" w:before="60" w:line="360" w:lineRule="auto"/>
         <w:jc w:val="left"/>
       </w:pPr>
       <w:r>
@@ -449,7 +449,7 @@
           <w:sz w:val="22"/>
           <w:szCs w:val="22"/>
         </w:rPr>
-        <w:t xml:space="preserve">______________________________    </w:t>
+        <w:t xml:space="preserve">..............................    </w:t>
       </w:r>
       <w:r>
         <w:rPr>
@@ -473,7 +473,7 @@
           <w:sz w:val="22"/>
           <w:szCs w:val="22"/>
         </w:rPr>
-        <w:t xml:space="preserve">______________________________</w:t>
+        <w:t>..............................</w:t>
       </w:r>
     </w:p>
     <w:tbl>
@@ -2300,7 +2300,7 @@
     </w:tbl>
     <w:p>
       <w:pPr>
-        <w:spacing w:after="60" w:before="60"/>
+        <w:spacing w:after="120" w:before="60" w:line="360" w:lineRule="auto"/>
         <w:jc w:val="left"/>
       </w:pPr>
       <w:r>
@@ -2318,7 +2318,7 @@
     </w:p>
     <w:p>
       <w:pPr>
-        <w:spacing w:after="60" w:before="60"/>
+        <w:spacing w:after="120" w:before="60" w:line="360" w:lineRule="auto"/>
         <w:jc w:val="left"/>
       </w:pPr>
       <w:r>
@@ -2336,7 +2336,7 @@
     </w:p>
     <w:p>
       <w:pPr>
-        <w:spacing w:after="60" w:before="60"/>
+        <w:spacing w:after="120" w:before="60" w:line="360" w:lineRule="auto"/>
         <w:jc w:val="left"/>
       </w:pPr>
       <w:r>
@@ -2361,12 +2361,12 @@
           <w:sz w:val="22"/>
           <w:szCs w:val="22"/>
         </w:rPr>
-        <w:t xml:space="preserve">____________________________________________________________</w:t>
+        <w:t>............................................................</w:t>
       </w:r>
     </w:p>
     <w:p>
       <w:pPr>
-        <w:spacing w:after="60" w:before="60"/>
+        <w:spacing w:after="120" w:before="60" w:line="360" w:lineRule="auto"/>
         <w:jc w:val="left"/>
       </w:pPr>
       <w:r>
@@ -2854,7 +2854,7 @@
     </w:tbl>
     <w:p>
       <w:pPr>
-        <w:spacing w:after="60" w:before="60"/>
+        <w:spacing w:after="120" w:before="60" w:line="360" w:lineRule="auto"/>
         <w:jc w:val="left"/>
       </w:pPr>
       <w:r>
